--- a/web_app/Инструкция пользователя.docx
+++ b/web_app/Инструкция пользователя.docx
@@ -161,13 +161,39 @@
         <w:shd w:val="clear" w:color="auto" w:fill="F4F4F4"/>
         <w:spacing w:before="80" w:after="120"/>
       </w:pPr>
+      <w:bookmarkStart w:id="0" w:name="_GoBack"/>
+      <w:bookmarkEnd w:id="0"/>
       <w:r>
         <w:rPr>
           <w:rFonts w:ascii="Consolas" w:eastAsia="Consolas" w:hAnsi="Consolas" w:cs="Consolas"/>
           <w:sz w:val="20"/>
           <w:szCs w:val="20"/>
         </w:rPr>
-        <w:t>http://&lt;адрес-сервера&gt;:5000/</w:t>
+        <w:t>http://10.78.0.42/</w:t>
+      </w:r>
+      <w:r>
+        <w:rPr>
+          <w:rFonts w:ascii="Consolas" w:eastAsia="Consolas" w:hAnsi="Consolas" w:cs="Consolas"/>
+          <w:sz w:val="20"/>
+          <w:szCs w:val="20"/>
+        </w:rPr>
+        <w:t>:50</w:t>
+      </w:r>
+      <w:r>
+        <w:rPr>
+          <w:rFonts w:ascii="Consolas" w:eastAsia="Consolas" w:hAnsi="Consolas" w:cs="Consolas"/>
+          <w:sz w:val="20"/>
+          <w:szCs w:val="20"/>
+        </w:rPr>
+        <w:t>5</w:t>
+      </w:r>
+      <w:r>
+        <w:rPr>
+          <w:rFonts w:ascii="Consolas" w:eastAsia="Consolas" w:hAnsi="Consolas" w:cs="Consolas"/>
+          <w:sz w:val="20"/>
+          <w:szCs w:val="20"/>
+        </w:rPr>
+        <w:t>0/</w:t>
       </w:r>
     </w:p>
     <w:p>
@@ -179,14 +205,7 @@
           <w:i/>
           <w:iCs/>
         </w:rPr>
-        <w:t>Точный адрес уточните у администратора — это может быть IP-адрес в локальной сети или</w:t>
-      </w:r>
-      <w:r>
-        <w:rPr>
-          <w:i/>
-          <w:iCs/>
-        </w:rPr>
-        <w:t xml:space="preserve"> доменное имя.</w:t>
+        <w:t>Точный адрес уточните у администратора — это может быть IP-адрес в локальной сети или доменное имя.</w:t>
       </w:r>
     </w:p>
     <w:p>
@@ -236,14 +255,7 @@
           <w:b/>
           <w:bCs/>
         </w:rPr>
-        <w:t>📷</w:t>
-      </w:r>
-      <w:r>
-        <w:rPr>
-          <w:b/>
-          <w:bCs/>
-        </w:rPr>
-        <w:t xml:space="preserve"> Скриншот: </w:t>
+        <w:t xml:space="preserve">📷 Скриншот: </w:t>
       </w:r>
       <w:r>
         <w:t>главная страница приложения после открытия</w:t>
@@ -270,12 +282,6 @@
         <w:gridCol w:w="10223"/>
       </w:tblGrid>
       <w:tr>
-        <w:tblPrEx>
-          <w:tblCellMar>
-            <w:top w:w="0" w:type="dxa"/>
-            <w:bottom w:w="0" w:type="dxa"/>
-          </w:tblCellMar>
-        </w:tblPrEx>
         <w:trPr>
           <w:trHeight w:val="3574"/>
         </w:trPr>
@@ -425,14 +431,7 @@
           <w:b/>
           <w:bCs/>
         </w:rPr>
-        <w:t>📷</w:t>
-      </w:r>
-      <w:r>
-        <w:rPr>
-          <w:b/>
-          <w:bCs/>
-        </w:rPr>
-        <w:t xml:space="preserve"> Скриншот: </w:t>
+        <w:t xml:space="preserve">📷 Скриншот: </w:t>
       </w:r>
       <w:r>
         <w:t>открытый выпадающий список с отчётами</w:t>
@@ -459,12 +458,6 @@
         <w:gridCol w:w="10090"/>
       </w:tblGrid>
       <w:tr>
-        <w:tblPrEx>
-          <w:tblCellMar>
-            <w:top w:w="0" w:type="dxa"/>
-            <w:bottom w:w="0" w:type="dxa"/>
-          </w:tblCellMar>
-        </w:tblPrEx>
         <w:trPr>
           <w:trHeight w:val="2400"/>
         </w:trPr>
@@ -564,14 +557,7 @@
           <w:b/>
           <w:bCs/>
         </w:rPr>
-        <w:t>📷</w:t>
-      </w:r>
-      <w:r>
-        <w:rPr>
-          <w:b/>
-          <w:bCs/>
-        </w:rPr>
-        <w:t xml:space="preserve"> Скриншот: </w:t>
+        <w:t xml:space="preserve">📷 Скриншот: </w:t>
       </w:r>
       <w:r>
         <w:t>панель фильтров целиком</w:t>
@@ -598,12 +584,6 @@
         <w:gridCol w:w="10090"/>
       </w:tblGrid>
       <w:tr>
-        <w:tblPrEx>
-          <w:tblCellMar>
-            <w:top w:w="0" w:type="dxa"/>
-            <w:bottom w:w="0" w:type="dxa"/>
-          </w:tblCellMar>
-        </w:tblPrEx>
         <w:trPr>
           <w:trHeight w:val="2400"/>
         </w:trPr>
@@ -792,14 +772,7 @@
           <w:b/>
           <w:bCs/>
         </w:rPr>
-        <w:t>📷</w:t>
-      </w:r>
-      <w:r>
-        <w:rPr>
-          <w:b/>
-          <w:bCs/>
-        </w:rPr>
-        <w:t xml:space="preserve"> Скриншот: </w:t>
+        <w:t xml:space="preserve">📷 Скриншот: </w:t>
       </w:r>
       <w:r>
         <w:t>кнопки основного фильтра, активна «Интересные»</w:t>
@@ -826,12 +799,6 @@
         <w:gridCol w:w="10180"/>
       </w:tblGrid>
       <w:tr>
-        <w:tblPrEx>
-          <w:tblCellMar>
-            <w:top w:w="0" w:type="dxa"/>
-            <w:bottom w:w="0" w:type="dxa"/>
-          </w:tblCellMar>
-        </w:tblPrEx>
         <w:trPr>
           <w:trHeight w:val="2400"/>
         </w:trPr>
@@ -941,14 +908,7 @@
           <w:b/>
           <w:bCs/>
         </w:rPr>
-        <w:t>📷</w:t>
-      </w:r>
-      <w:r>
-        <w:rPr>
-          <w:b/>
-          <w:bCs/>
-        </w:rPr>
-        <w:t xml:space="preserve"> Скриншот: </w:t>
+        <w:t xml:space="preserve">📷 Скриншот: </w:t>
       </w:r>
       <w:r>
         <w:t>открытый список категорий</w:t>
@@ -975,12 +935,6 @@
         <w:gridCol w:w="9430"/>
       </w:tblGrid>
       <w:tr>
-        <w:tblPrEx>
-          <w:tblCellMar>
-            <w:top w:w="0" w:type="dxa"/>
-            <w:bottom w:w="0" w:type="dxa"/>
-          </w:tblCellMar>
-        </w:tblPrEx>
         <w:trPr>
           <w:trHeight w:val="2400"/>
         </w:trPr>
@@ -1098,10 +1052,7 @@
         <w:t>Основные поля</w:t>
       </w:r>
       <w:r>
-        <w:t xml:space="preserve"> — компактный режим</w:t>
-      </w:r>
-      <w:r>
-        <w:t xml:space="preserve">: номер, название, статус, цена, сроки, заказчик, категория, решение </w:t>
+        <w:t xml:space="preserve"> — компактный режим: номер, название, статус, цена, сроки, заказчик, категория, решение </w:t>
       </w:r>
       <w:proofErr w:type="spellStart"/>
       <w:r>
@@ -1149,14 +1100,7 @@
           <w:b/>
           <w:bCs/>
         </w:rPr>
-        <w:t>📷</w:t>
-      </w:r>
-      <w:r>
-        <w:rPr>
-          <w:b/>
-          <w:bCs/>
-        </w:rPr>
-        <w:t xml:space="preserve"> Скриншот: </w:t>
+        <w:t xml:space="preserve">📷 Скриншот: </w:t>
       </w:r>
       <w:r>
         <w:t>таблица в режиме «Основные поля»</w:t>
@@ -1183,12 +1127,6 @@
         <w:gridCol w:w="9430"/>
       </w:tblGrid>
       <w:tr>
-        <w:tblPrEx>
-          <w:tblCellMar>
-            <w:top w:w="0" w:type="dxa"/>
-            <w:bottom w:w="0" w:type="dxa"/>
-          </w:tblCellMar>
-        </w:tblPrEx>
         <w:trPr>
           <w:trHeight w:val="2400"/>
         </w:trPr>
@@ -1273,14 +1211,7 @@
           <w:b/>
           <w:bCs/>
         </w:rPr>
-        <w:t>📷</w:t>
-      </w:r>
-      <w:r>
-        <w:rPr>
-          <w:b/>
-          <w:bCs/>
-        </w:rPr>
-        <w:t xml:space="preserve"> Скриншот: </w:t>
+        <w:t xml:space="preserve">📷 Скриншот: </w:t>
       </w:r>
       <w:r>
         <w:t>таблица в режиме «Все поля»</w:t>
@@ -1307,12 +1238,6 @@
         <w:gridCol w:w="9430"/>
       </w:tblGrid>
       <w:tr>
-        <w:tblPrEx>
-          <w:tblCellMar>
-            <w:top w:w="0" w:type="dxa"/>
-            <w:bottom w:w="0" w:type="dxa"/>
-          </w:tblCellMar>
-        </w:tblPrEx>
         <w:trPr>
           <w:trHeight w:val="2400"/>
         </w:trPr>
@@ -1429,21 +1354,7 @@
           <w:b/>
           <w:bCs/>
         </w:rPr>
-        <w:t>Кнопка «</w:t>
-      </w:r>
-      <w:r>
-        <w:rPr>
-          <w:b/>
-          <w:bCs/>
-        </w:rPr>
-        <w:t>📊</w:t>
-      </w:r>
-      <w:r>
-        <w:rPr>
-          <w:b/>
-          <w:bCs/>
-        </w:rPr>
-        <w:t xml:space="preserve"> </w:t>
+        <w:t xml:space="preserve">Кнопка «📊 </w:t>
       </w:r>
       <w:proofErr w:type="gramStart"/>
       <w:r>
@@ -1495,14 +1406,7 @@
           <w:b/>
           <w:bCs/>
         </w:rPr>
-        <w:t xml:space="preserve">Справа </w:t>
-      </w:r>
-      <w:r>
-        <w:rPr>
-          <w:b/>
-          <w:bCs/>
-        </w:rPr>
-        <w:t xml:space="preserve">— счётчик: «Показано: X из Y» </w:t>
+        <w:t xml:space="preserve">Справа — счётчик: «Показано: X из Y» </w:t>
       </w:r>
       <w:r>
         <w:t>показывает сколько записей сейчас видно после применения фильтров.</w:t>
@@ -1517,14 +1421,7 @@
           <w:b/>
           <w:bCs/>
         </w:rPr>
-        <w:t>📷</w:t>
-      </w:r>
-      <w:r>
-        <w:rPr>
-          <w:b/>
-          <w:bCs/>
-        </w:rPr>
-        <w:t xml:space="preserve"> Скриншот: </w:t>
+        <w:t xml:space="preserve">📷 Скриншот: </w:t>
       </w:r>
       <w:r>
         <w:t>счётчик и кнопки справа</w:t>
@@ -1551,12 +1448,6 @@
         <w:gridCol w:w="9880"/>
       </w:tblGrid>
       <w:tr>
-        <w:tblPrEx>
-          <w:tblCellMar>
-            <w:top w:w="0" w:type="dxa"/>
-            <w:bottom w:w="0" w:type="dxa"/>
-          </w:tblCellMar>
-        </w:tblPrEx>
         <w:trPr>
           <w:trHeight w:val="2400"/>
         </w:trPr>
@@ -1725,10 +1616,7 @@
       </w:r>
       <w:proofErr w:type="gramEnd"/>
       <w:r>
-        <w:t>: если заполнить два поля, останутся только записи, удовлетворя</w:t>
-      </w:r>
-      <w:r>
-        <w:t xml:space="preserve">ющие обоим). Найденные совпадения </w:t>
+        <w:t xml:space="preserve">: если заполнить два поля, останутся только записи, удовлетворяющие обоим). Найденные совпадения </w:t>
       </w:r>
       <w:r>
         <w:rPr>
@@ -1768,14 +1656,7 @@
           <w:b/>
           <w:bCs/>
         </w:rPr>
-        <w:t>📷</w:t>
-      </w:r>
-      <w:r>
-        <w:rPr>
-          <w:b/>
-          <w:bCs/>
-        </w:rPr>
-        <w:t xml:space="preserve"> Скриншот: </w:t>
+        <w:t xml:space="preserve">📷 Скриншот: </w:t>
       </w:r>
       <w:r>
         <w:t>поиск по слову, подсветка совпадений в таблице</w:t>
@@ -1802,12 +1683,6 @@
         <w:gridCol w:w="9894"/>
       </w:tblGrid>
       <w:tr>
-        <w:tblPrEx>
-          <w:tblCellMar>
-            <w:top w:w="0" w:type="dxa"/>
-            <w:bottom w:w="0" w:type="dxa"/>
-          </w:tblCellMar>
-        </w:tblPrEx>
         <w:trPr>
           <w:trHeight w:val="2400"/>
         </w:trPr>
@@ -1944,21 +1819,7 @@
           <w:i/>
           <w:iCs/>
         </w:rPr>
-        <w:t>«</w:t>
-      </w:r>
-      <w:r>
-        <w:rPr>
-          <w:i/>
-          <w:iCs/>
-        </w:rPr>
-        <w:t>🔍</w:t>
-      </w:r>
-      <w:r>
-        <w:rPr>
-          <w:i/>
-          <w:iCs/>
-        </w:rPr>
-        <w:t xml:space="preserve"> Активные фильтры: Интересные | Категория: ... | Номер: «...»».</w:t>
+        <w:t>«🔍 Активные фильтры: Интересные | Категория: ... | Номер: «...»».</w:t>
       </w:r>
     </w:p>
     <w:p>
@@ -1971,14 +1832,7 @@
           <w:bCs/>
         </w:rPr>
         <w:lastRenderedPageBreak/>
-        <w:t>📷</w:t>
-      </w:r>
-      <w:r>
-        <w:rPr>
-          <w:b/>
-          <w:bCs/>
-        </w:rPr>
-        <w:t xml:space="preserve"> Скриншот: </w:t>
+        <w:t xml:space="preserve">📷 Скриншот: </w:t>
       </w:r>
       <w:r>
         <w:t>строка с активными фильтрами</w:t>
@@ -2005,12 +1859,6 @@
         <w:gridCol w:w="9430"/>
       </w:tblGrid>
       <w:tr>
-        <w:tblPrEx>
-          <w:tblCellMar>
-            <w:top w:w="0" w:type="dxa"/>
-            <w:bottom w:w="0" w:type="dxa"/>
-          </w:tblCellMar>
-        </w:tblPrEx>
         <w:trPr>
           <w:trHeight w:val="2400"/>
         </w:trPr>
@@ -2123,12 +1971,6 @@
         <w:gridCol w:w="4680"/>
       </w:tblGrid>
       <w:tr>
-        <w:tblPrEx>
-          <w:tblCellMar>
-            <w:top w:w="0" w:type="dxa"/>
-            <w:bottom w:w="0" w:type="dxa"/>
-          </w:tblCellMar>
-        </w:tblPrEx>
         <w:trPr>
           <w:tblHeader/>
         </w:trPr>
@@ -2188,12 +2030,6 @@
         </w:tc>
       </w:tr>
       <w:tr>
-        <w:tblPrEx>
-          <w:tblCellMar>
-            <w:top w:w="0" w:type="dxa"/>
-            <w:bottom w:w="0" w:type="dxa"/>
-          </w:tblCellMar>
-        </w:tblPrEx>
         <w:tc>
           <w:tcPr>
             <w:tcW w:w="4680" w:type="dxa"/>
@@ -2240,12 +2076,6 @@
         </w:tc>
       </w:tr>
       <w:tr>
-        <w:tblPrEx>
-          <w:tblCellMar>
-            <w:top w:w="0" w:type="dxa"/>
-            <w:bottom w:w="0" w:type="dxa"/>
-          </w:tblCellMar>
-        </w:tblPrEx>
         <w:tc>
           <w:tcPr>
             <w:tcW w:w="4680" w:type="dxa"/>
@@ -2297,12 +2127,6 @@
         </w:tc>
       </w:tr>
       <w:tr>
-        <w:tblPrEx>
-          <w:tblCellMar>
-            <w:top w:w="0" w:type="dxa"/>
-            <w:bottom w:w="0" w:type="dxa"/>
-          </w:tblCellMar>
-        </w:tblPrEx>
         <w:tc>
           <w:tcPr>
             <w:tcW w:w="4680" w:type="dxa"/>
@@ -2349,12 +2173,6 @@
         </w:tc>
       </w:tr>
       <w:tr>
-        <w:tblPrEx>
-          <w:tblCellMar>
-            <w:top w:w="0" w:type="dxa"/>
-            <w:bottom w:w="0" w:type="dxa"/>
-          </w:tblCellMar>
-        </w:tblPrEx>
         <w:tc>
           <w:tcPr>
             <w:tcW w:w="4680" w:type="dxa"/>
@@ -2401,12 +2219,6 @@
         </w:tc>
       </w:tr>
       <w:tr>
-        <w:tblPrEx>
-          <w:tblCellMar>
-            <w:top w:w="0" w:type="dxa"/>
-            <w:bottom w:w="0" w:type="dxa"/>
-          </w:tblCellMar>
-        </w:tblPrEx>
         <w:tc>
           <w:tcPr>
             <w:tcW w:w="4680" w:type="dxa"/>
@@ -2453,12 +2265,6 @@
         </w:tc>
       </w:tr>
       <w:tr>
-        <w:tblPrEx>
-          <w:tblCellMar>
-            <w:top w:w="0" w:type="dxa"/>
-            <w:bottom w:w="0" w:type="dxa"/>
-          </w:tblCellMar>
-        </w:tblPrEx>
         <w:tc>
           <w:tcPr>
             <w:tcW w:w="4680" w:type="dxa"/>
@@ -2505,12 +2311,6 @@
         </w:tc>
       </w:tr>
       <w:tr>
-        <w:tblPrEx>
-          <w:tblCellMar>
-            <w:top w:w="0" w:type="dxa"/>
-            <w:bottom w:w="0" w:type="dxa"/>
-          </w:tblCellMar>
-        </w:tblPrEx>
         <w:tc>
           <w:tcPr>
             <w:tcW w:w="4680" w:type="dxa"/>
@@ -2557,12 +2357,6 @@
         </w:tc>
       </w:tr>
       <w:tr>
-        <w:tblPrEx>
-          <w:tblCellMar>
-            <w:top w:w="0" w:type="dxa"/>
-            <w:bottom w:w="0" w:type="dxa"/>
-          </w:tblCellMar>
-        </w:tblPrEx>
         <w:tc>
           <w:tcPr>
             <w:tcW w:w="4680" w:type="dxa"/>
@@ -2609,12 +2403,6 @@
         </w:tc>
       </w:tr>
       <w:tr>
-        <w:tblPrEx>
-          <w:tblCellMar>
-            <w:top w:w="0" w:type="dxa"/>
-            <w:bottom w:w="0" w:type="dxa"/>
-          </w:tblCellMar>
-        </w:tblPrEx>
         <w:tc>
           <w:tcPr>
             <w:tcW w:w="4680" w:type="dxa"/>
@@ -2661,12 +2449,6 @@
         </w:tc>
       </w:tr>
       <w:tr>
-        <w:tblPrEx>
-          <w:tblCellMar>
-            <w:top w:w="0" w:type="dxa"/>
-            <w:bottom w:w="0" w:type="dxa"/>
-          </w:tblCellMar>
-        </w:tblPrEx>
         <w:tc>
           <w:tcPr>
             <w:tcW w:w="4680" w:type="dxa"/>
@@ -2713,12 +2495,6 @@
         </w:tc>
       </w:tr>
       <w:tr>
-        <w:tblPrEx>
-          <w:tblCellMar>
-            <w:top w:w="0" w:type="dxa"/>
-            <w:bottom w:w="0" w:type="dxa"/>
-          </w:tblCellMar>
-        </w:tblPrEx>
         <w:tc>
           <w:tcPr>
             <w:tcW w:w="4680" w:type="dxa"/>
@@ -2765,12 +2541,6 @@
         </w:tc>
       </w:tr>
       <w:tr>
-        <w:tblPrEx>
-          <w:tblCellMar>
-            <w:top w:w="0" w:type="dxa"/>
-            <w:bottom w:w="0" w:type="dxa"/>
-          </w:tblCellMar>
-        </w:tblPrEx>
         <w:tc>
           <w:tcPr>
             <w:tcW w:w="4680" w:type="dxa"/>
@@ -2817,12 +2587,6 @@
         </w:tc>
       </w:tr>
       <w:tr>
-        <w:tblPrEx>
-          <w:tblCellMar>
-            <w:top w:w="0" w:type="dxa"/>
-            <w:bottom w:w="0" w:type="dxa"/>
-          </w:tblCellMar>
-        </w:tblPrEx>
         <w:tc>
           <w:tcPr>
             <w:tcW w:w="4680" w:type="dxa"/>
@@ -2869,12 +2633,6 @@
         </w:tc>
       </w:tr>
       <w:tr>
-        <w:tblPrEx>
-          <w:tblCellMar>
-            <w:top w:w="0" w:type="dxa"/>
-            <w:bottom w:w="0" w:type="dxa"/>
-          </w:tblCellMar>
-        </w:tblPrEx>
         <w:tc>
           <w:tcPr>
             <w:tcW w:w="4680" w:type="dxa"/>
@@ -2926,12 +2684,6 @@
         </w:tc>
       </w:tr>
       <w:tr>
-        <w:tblPrEx>
-          <w:tblCellMar>
-            <w:top w:w="0" w:type="dxa"/>
-            <w:bottom w:w="0" w:type="dxa"/>
-          </w:tblCellMar>
-        </w:tblPrEx>
         <w:tc>
           <w:tcPr>
             <w:tcW w:w="4680" w:type="dxa"/>
@@ -3098,21 +2850,7 @@
           <w:b/>
           <w:bCs/>
         </w:rPr>
-        <w:t>📷</w:t>
-      </w:r>
-      <w:r>
-        <w:rPr>
-          <w:b/>
-          <w:bCs/>
-        </w:rPr>
-        <w:t xml:space="preserve"> С</w:t>
-      </w:r>
-      <w:r>
-        <w:rPr>
-          <w:b/>
-          <w:bCs/>
-        </w:rPr>
-        <w:t xml:space="preserve">криншот: </w:t>
+        <w:t xml:space="preserve">📷 Скриншот: </w:t>
       </w:r>
       <w:r>
         <w:t>таблица с зелёными и красными строками</w:t>
@@ -3139,12 +2877,6 @@
         <w:gridCol w:w="9430"/>
       </w:tblGrid>
       <w:tr>
-        <w:tblPrEx>
-          <w:tblCellMar>
-            <w:top w:w="0" w:type="dxa"/>
-            <w:bottom w:w="0" w:type="dxa"/>
-          </w:tblCellMar>
-        </w:tblPrEx>
         <w:trPr>
           <w:trHeight w:val="2400"/>
         </w:trPr>
@@ -3365,10 +3097,7 @@
         <w:spacing w:after="80"/>
       </w:pPr>
       <w:r>
-        <w:t>обычным текс</w:t>
-      </w:r>
-      <w:r>
-        <w:t>том (по алфавиту).</w:t>
+        <w:t>обычным текстом (по алфавиту).</w:t>
       </w:r>
     </w:p>
     <w:p>
@@ -3380,14 +3109,7 @@
           <w:b/>
           <w:bCs/>
         </w:rPr>
-        <w:t>📷</w:t>
-      </w:r>
-      <w:r>
-        <w:rPr>
-          <w:b/>
-          <w:bCs/>
-        </w:rPr>
-        <w:t xml:space="preserve"> Скриншот: </w:t>
+        <w:t xml:space="preserve">📷 Скриншот: </w:t>
       </w:r>
       <w:r>
         <w:t>сортированная колонка со стрелкой</w:t>
@@ -3414,12 +3136,6 @@
         <w:gridCol w:w="9360"/>
       </w:tblGrid>
       <w:tr>
-        <w:tblPrEx>
-          <w:tblCellMar>
-            <w:top w:w="0" w:type="dxa"/>
-            <w:bottom w:w="0" w:type="dxa"/>
-          </w:tblCellMar>
-        </w:tblPrEx>
         <w:trPr>
           <w:trHeight w:val="2400"/>
         </w:trPr>
@@ -3530,14 +3246,7 @@
           <w:b/>
           <w:bCs/>
         </w:rPr>
-        <w:t>📷</w:t>
-      </w:r>
-      <w:r>
-        <w:rPr>
-          <w:b/>
-          <w:bCs/>
-        </w:rPr>
-        <w:t xml:space="preserve"> Скриншот: </w:t>
+        <w:t xml:space="preserve">📷 Скриншот: </w:t>
       </w:r>
       <w:r>
         <w:t>наведение на номер тендера, виден курсор-рука</w:t>
@@ -3564,12 +3273,6 @@
         <w:gridCol w:w="10450"/>
       </w:tblGrid>
       <w:tr>
-        <w:tblPrEx>
-          <w:tblCellMar>
-            <w:top w:w="0" w:type="dxa"/>
-            <w:bottom w:w="0" w:type="dxa"/>
-          </w:tblCellMar>
-        </w:tblPrEx>
         <w:trPr>
           <w:trHeight w:val="2400"/>
         </w:trPr>
@@ -3669,21 +3372,7 @@
           <w:b/>
           <w:bCs/>
         </w:rPr>
-        <w:t>«</w:t>
-      </w:r>
-      <w:r>
-        <w:rPr>
-          <w:b/>
-          <w:bCs/>
-        </w:rPr>
-        <w:t>📊</w:t>
-      </w:r>
-      <w:r>
-        <w:rPr>
-          <w:b/>
-          <w:bCs/>
-        </w:rPr>
-        <w:t xml:space="preserve"> </w:t>
+        <w:t xml:space="preserve">«📊 </w:t>
       </w:r>
       <w:proofErr w:type="gramStart"/>
       <w:r>
@@ -3870,14 +3559,7 @@
           <w:b/>
           <w:bCs/>
         </w:rPr>
-        <w:t>📷</w:t>
-      </w:r>
-      <w:r>
-        <w:rPr>
-          <w:b/>
-          <w:bCs/>
-        </w:rPr>
-        <w:t xml:space="preserve"> Скриншот: </w:t>
+        <w:t xml:space="preserve">📷 Скриншот: </w:t>
       </w:r>
       <w:r>
         <w:t>открытый файл .</w:t>
@@ -3912,12 +3594,6 @@
         <w:gridCol w:w="9430"/>
       </w:tblGrid>
       <w:tr>
-        <w:tblPrEx>
-          <w:tblCellMar>
-            <w:top w:w="0" w:type="dxa"/>
-            <w:bottom w:w="0" w:type="dxa"/>
-          </w:tblCellMar>
-        </w:tblPrEx>
         <w:trPr>
           <w:trHeight w:val="2400"/>
         </w:trPr>
@@ -4074,10 +3750,7 @@
         <w:spacing w:after="80"/>
       </w:pPr>
       <w:r>
-        <w:t xml:space="preserve">В поле </w:t>
-      </w:r>
-      <w:r>
-        <w:t>«Номер тендера» введите часть номера (например, 0173100).</w:t>
+        <w:t>В поле «Номер тендера» введите часть номера (например, 0173100).</w:t>
       </w:r>
     </w:p>
     <w:p>
@@ -4124,28 +3797,19 @@
         <w:spacing w:after="80"/>
       </w:pPr>
       <w:r>
-        <w:t>Нажмите «</w:t>
-      </w:r>
-      <w:r>
-        <w:t>📊</w:t>
-      </w:r>
+        <w:t xml:space="preserve">Нажмите «📊 </w:t>
+      </w:r>
+      <w:proofErr w:type="gramStart"/>
+      <w:r>
+        <w:t>Скачать</w:t>
+      </w:r>
+      <w:proofErr w:type="gramEnd"/>
       <w:r>
         <w:t xml:space="preserve"> </w:t>
       </w:r>
-      <w:proofErr w:type="gramStart"/>
-      <w:r>
-        <w:t>Скачать</w:t>
-      </w:r>
-      <w:proofErr w:type="gramEnd"/>
-      <w:r>
-        <w:t xml:space="preserve"> </w:t>
-      </w:r>
       <w:proofErr w:type="spellStart"/>
       <w:r>
-        <w:t>Exc</w:t>
-      </w:r>
-      <w:r>
-        <w:t>el</w:t>
+        <w:t>Excel</w:t>
       </w:r>
       <w:proofErr w:type="spellEnd"/>
       <w:r>
@@ -4182,12 +3846,6 @@
         <w:gridCol w:w="4680"/>
       </w:tblGrid>
       <w:tr>
-        <w:tblPrEx>
-          <w:tblCellMar>
-            <w:top w:w="0" w:type="dxa"/>
-            <w:bottom w:w="0" w:type="dxa"/>
-          </w:tblCellMar>
-        </w:tblPrEx>
         <w:trPr>
           <w:tblHeader/>
         </w:trPr>
@@ -4247,12 +3905,6 @@
         </w:tc>
       </w:tr>
       <w:tr>
-        <w:tblPrEx>
-          <w:tblCellMar>
-            <w:top w:w="0" w:type="dxa"/>
-            <w:bottom w:w="0" w:type="dxa"/>
-          </w:tblCellMar>
-        </w:tblPrEx>
         <w:tc>
           <w:tcPr>
             <w:tcW w:w="4680" w:type="dxa"/>
@@ -4271,12 +3923,7 @@
           </w:tcPr>
           <w:p>
             <w:r>
-              <w:t>Страница не откр</w:t>
-            </w:r>
-            <w:bookmarkStart w:id="0" w:name="_GoBack"/>
-            <w:bookmarkEnd w:id="0"/>
-            <w:r>
-              <w:t>ывается</w:t>
+              <w:t>Страница не открывается</w:t>
             </w:r>
           </w:p>
         </w:tc>
@@ -4304,12 +3951,6 @@
         </w:tc>
       </w:tr>
       <w:tr>
-        <w:tblPrEx>
-          <w:tblCellMar>
-            <w:top w:w="0" w:type="dxa"/>
-            <w:bottom w:w="0" w:type="dxa"/>
-          </w:tblCellMar>
-        </w:tblPrEx>
         <w:tc>
           <w:tcPr>
             <w:tcW w:w="4680" w:type="dxa"/>
@@ -4357,12 +3998,6 @@
         </w:tc>
       </w:tr>
       <w:tr>
-        <w:tblPrEx>
-          <w:tblCellMar>
-            <w:top w:w="0" w:type="dxa"/>
-            <w:bottom w:w="0" w:type="dxa"/>
-          </w:tblCellMar>
-        </w:tblPrEx>
         <w:tc>
           <w:tcPr>
             <w:tcW w:w="4680" w:type="dxa"/>
@@ -4417,12 +4052,6 @@
         </w:tc>
       </w:tr>
       <w:tr>
-        <w:tblPrEx>
-          <w:tblCellMar>
-            <w:top w:w="0" w:type="dxa"/>
-            <w:bottom w:w="0" w:type="dxa"/>
-          </w:tblCellMar>
-        </w:tblPrEx>
         <w:tc>
           <w:tcPr>
             <w:tcW w:w="4680" w:type="dxa"/>
@@ -4468,21 +4097,12 @@
           </w:tcPr>
           <w:p>
             <w:r>
-              <w:t>Посмотрите, не блокирует ли браузер загрузку. Проверьте инт</w:t>
-            </w:r>
-            <w:r>
-              <w:t>ернет (нужен для библиотеки XLSX)</w:t>
+              <w:t>Посмотрите, не блокирует ли браузер загрузку. Проверьте интернет (нужен для библиотеки XLSX)</w:t>
             </w:r>
           </w:p>
         </w:tc>
       </w:tr>
       <w:tr>
-        <w:tblPrEx>
-          <w:tblCellMar>
-            <w:top w:w="0" w:type="dxa"/>
-            <w:bottom w:w="0" w:type="dxa"/>
-          </w:tblCellMar>
-        </w:tblPrEx>
         <w:tc>
           <w:tcPr>
             <w:tcW w:w="4680" w:type="dxa"/>
@@ -4529,12 +4149,6 @@
         </w:tc>
       </w:tr>
       <w:tr>
-        <w:tblPrEx>
-          <w:tblCellMar>
-            <w:top w:w="0" w:type="dxa"/>
-            <w:bottom w:w="0" w:type="dxa"/>
-          </w:tblCellMar>
-        </w:tblPrEx>
         <w:tc>
           <w:tcPr>
             <w:tcW w:w="4680" w:type="dxa"/>

--- a/web_app/Инструкция пользователя.docx
+++ b/web_app/Инструкция пользователя.docx
@@ -161,16 +161,16 @@
         <w:shd w:val="clear" w:color="auto" w:fill="F4F4F4"/>
         <w:spacing w:before="80" w:after="120"/>
       </w:pPr>
-      <w:bookmarkStart w:id="0" w:name="_GoBack"/>
-      <w:bookmarkEnd w:id="0"/>
       <w:r>
         <w:rPr>
           <w:rFonts w:ascii="Consolas" w:eastAsia="Consolas" w:hAnsi="Consolas" w:cs="Consolas"/>
           <w:sz w:val="20"/>
           <w:szCs w:val="20"/>
         </w:rPr>
-        <w:t>http://10.78.0.42/</w:t>
-      </w:r>
+        <w:t>http://10.78.0.42</w:t>
+      </w:r>
+      <w:bookmarkStart w:id="0" w:name="_GoBack"/>
+      <w:bookmarkEnd w:id="0"/>
       <w:r>
         <w:rPr>
           <w:rFonts w:ascii="Consolas" w:eastAsia="Consolas" w:hAnsi="Consolas" w:cs="Consolas"/>
